--- a/fase2/Evidencias Proyecto/Evidencias de Documentacion/07_Plan_de_Pruebas/00_Plan_maestro/DPAY3_Plan_Pruebas_v1.0.docx
+++ b/fase2/Evidencias Proyecto/Evidencias de Documentacion/07_Plan_de_Pruebas/00_Plan_maestro/DPAY3_Plan_Pruebas_v1.0.docx
@@ -6046,7 +6046,7 @@
           </w:tcPr>
           <w:p>
             <w:r>
-              <w:t>—</w:t>
+              <w:t>-</w:t>
             </w:r>
           </w:p>
         </w:tc>
@@ -6118,7 +6118,7 @@
           </w:tcPr>
           <w:p>
             <w:r>
-              <w:t>—</w:t>
+              <w:t>-</w:t>
             </w:r>
           </w:p>
         </w:tc>
@@ -6262,7 +6262,7 @@
           </w:tcPr>
           <w:p>
             <w:r>
-              <w:t>—</w:t>
+              <w:t>-</w:t>
             </w:r>
           </w:p>
         </w:tc>
